--- a/docs/logentry.docx
+++ b/docs/logentry.docx
@@ -7153,7 +7153,7 @@
           <w:szCs w:val="42"/>
           <w:rtl w:val="0"/>
         </w:rPr>
-        <w:t xml:space="preserve">Tue 22 Sep 2026: modified and tested with drive_syn …</w:t>
+        <w:t xml:space="preserve">Tue 22 Sep 2026: modified and tested with drive_syn …@ 13:40 Local time</w:t>
       </w:r>
     </w:p>
     <w:sectPr>
